--- a/TestWord_1/F_ТИПОВИЙ ДОГОВІР КАБЕЛЬНА РЕТРАНСЛЯЦІЯ.docx
+++ b/TestWord_1/F_ТИПОВИЙ ДОГОВІР КАБЕЛЬНА РЕТРАНСЛЯЦІЯ.docx
@@ -89,9 +89,8 @@
       <w:sdt>
         <w:sdtPr>
           <w:rPr>
-            <w:b w:val="0"/>
-            <w:sz w:val="20"/>
-            <w:szCs w:val="20"/>
+            <w:sz w:val="18"/>
+            <w:szCs w:val="18"/>
             <w:lang w:val="uk-UA"/>
           </w:rPr>
           <w:alias w:val="docNumberC"/>
@@ -174,8 +173,8 @@
             <w:szCs w:val="20"/>
             <w:lang w:val="uk-UA"/>
           </w:rPr>
-          <w:alias w:val="docDateC"/>
-          <w:tag w:val="docDateC"/>
+          <w:alias w:val="docDate"/>
+          <w:tag w:val="docDate"/>
           <w:id w:val="-1392730580"/>
           <w:placeholder>
             <w:docPart w:val="0F80CC14F2F74BDDB1A6965A3A863A21"/>
@@ -207,38 +206,37 @@
       </w:r>
       <w:r>
         <w:rPr>
+          <w:bCs w:val="0"/>
+          <w:sz w:val="20"/>
+          <w:szCs w:val="20"/>
+          <w:lang w:val="uk-UA"/>
+        </w:rPr>
+        <w:t>р.</w:t>
+      </w:r>
+    </w:p>
+    <w:p>
+      <w:pPr>
+        <w:tabs>
+          <w:tab w:val="left" w:pos="9214"/>
+        </w:tabs>
+        <w:ind w:firstLine="540"/>
+        <w:jc w:val="both"/>
+        <w:rPr>
+          <w:b w:val="0"/>
+          <w:bCs w:val="0"/>
+          <w:sz w:val="22"/>
+          <w:szCs w:val="22"/>
+          <w:lang w:val="uk-UA"/>
+        </w:rPr>
+      </w:pPr>
+      <w:r>
+        <w:rPr>
           <w:b w:val="0"/>
           <w:bCs w:val="0"/>
           <w:sz w:val="20"/>
           <w:szCs w:val="20"/>
           <w:lang w:val="uk-UA"/>
         </w:rPr>
-        <w:t>р.</w:t>
-      </w:r>
-    </w:p>
-    <w:p>
-      <w:pPr>
-        <w:tabs>
-          <w:tab w:val="left" w:pos="9214"/>
-        </w:tabs>
-        <w:ind w:firstLine="540"/>
-        <w:jc w:val="both"/>
-        <w:rPr>
-          <w:b w:val="0"/>
-          <w:bCs w:val="0"/>
-          <w:sz w:val="22"/>
-          <w:szCs w:val="22"/>
-          <w:lang w:val="uk-UA"/>
-        </w:rPr>
-      </w:pPr>
-      <w:r>
-        <w:rPr>
-          <w:b w:val="0"/>
-          <w:bCs w:val="0"/>
-          <w:sz w:val="20"/>
-          <w:szCs w:val="20"/>
-          <w:lang w:val="uk-UA"/>
-        </w:rPr>
         <w:t xml:space="preserve"> </w:t>
       </w:r>
     </w:p>
@@ -351,6 +349,7 @@
       <w:sdt>
         <w:sdtPr>
           <w:rPr>
+            <w:b/>
             <w:sz w:val="22"/>
             <w:szCs w:val="22"/>
           </w:rPr>
@@ -418,6 +417,15 @@
           <w:szCs w:val="22"/>
         </w:rPr>
         <w:t>(далі – Користувач)</w:t>
+      </w:r>
+      <w:r>
+        <w:rPr>
+          <w:b/>
+          <w:sz w:val="22"/>
+          <w:szCs w:val="22"/>
+          <w:lang w:val="ru-RU"/>
+        </w:rPr>
+        <w:t>,</w:t>
       </w:r>
       <w:r>
         <w:rPr>
@@ -483,10 +491,12 @@
       </w:sdt>
       <w:r>
         <w:rPr>
-          <w:sz w:val="22"/>
-          <w:szCs w:val="22"/>
-        </w:rPr>
-        <w:t xml:space="preserve">, </w:t>
+          <w:b/>
+          <w:sz w:val="22"/>
+          <w:szCs w:val="22"/>
+          <w:lang w:val="ru-RU"/>
+        </w:rPr>
+        <w:t xml:space="preserve"> </w:t>
       </w:r>
       <w:sdt>
         <w:sdtPr>
@@ -545,12 +555,21 @@
       </w:sdt>
       <w:r>
         <w:rPr>
+          <w:b/>
+          <w:sz w:val="22"/>
+          <w:szCs w:val="22"/>
+          <w:lang w:val="ru-RU"/>
+        </w:rPr>
+        <w:t xml:space="preserve"> </w:t>
+      </w:r>
+      <w:r>
+        <w:rPr>
           <w:rFonts w:ascii="Times New Roman CYR" w:hAnsi="Times New Roman CYR" w:cs="Times New Roman CYR"/>
           <w:bCs/>
           <w:sz w:val="22"/>
           <w:szCs w:val="22"/>
         </w:rPr>
-        <w:t>, з іншої сторони, що при подальшому згадуванні разом іменуються – Сторони, уклали даний Ліцензійний договір (далі – Договір) про наступне:</w:t>
+        <w:t>з іншої сторони, що при подальшому згадуванні разом іменуються – Сторони, уклали даний Ліцензійний договір (далі – Договір) про наступне:</w:t>
       </w:r>
     </w:p>
     <w:p>
@@ -1323,9 +1342,9 @@
           <w:sz w:val="22"/>
           <w:szCs w:val="22"/>
         </w:rPr>
-        <w:alias w:val="TablePLcTV"/>
-        <w:tag w:val="TablePLcTV"/>
-        <w:id w:val="-847016922"/>
+        <w:alias w:val="TablePL1"/>
+        <w:tag w:val="TablePL1"/>
+        <w:id w:val="-1532411326"/>
         <w:placeholder>
           <w:docPart w:val="DefaultPlaceholder_-1854013436"/>
         </w:placeholder>
@@ -1334,7 +1353,6 @@
           <w:docPartGallery w:val="Tables"/>
         </w:docPartList>
       </w:sdtPr>
-      <w:sdtEndPr/>
       <w:sdtContent>
         <w:p>
           <w:pPr>
@@ -1348,7 +1366,7 @@
         </w:p>
         <w:tbl>
           <w:tblPr>
-            <w:tblW w:w="0" w:type="auto"/>
+            <w:tblW w:w="10519" w:type="dxa"/>
             <w:tblInd w:w="108" w:type="dxa"/>
             <w:tblBorders>
               <w:top w:val="single" w:sz="4" w:space="0" w:color="auto"/>
@@ -1361,18 +1379,26 @@
             <w:tblLook w:val="01E0" w:firstRow="1" w:lastRow="1" w:firstColumn="1" w:lastColumn="1" w:noHBand="0" w:noVBand="0"/>
           </w:tblPr>
           <w:tblGrid>
-            <w:gridCol w:w="567"/>
-            <w:gridCol w:w="6548"/>
-            <w:gridCol w:w="3027"/>
+            <w:gridCol w:w="741"/>
+            <w:gridCol w:w="2548"/>
+            <w:gridCol w:w="5529"/>
+            <w:gridCol w:w="1701"/>
           </w:tblGrid>
           <w:tr>
             <w:trPr>
-              <w:trHeight w:val="461"/>
+              <w:trHeight w:val="494"/>
             </w:trPr>
             <w:tc>
               <w:tcPr>
-                <w:tcW w:w="567" w:type="dxa"/>
+                <w:tcW w:w="741" w:type="dxa"/>
+                <w:tcBorders>
+                  <w:top w:val="single" w:sz="4" w:space="0" w:color="auto"/>
+                  <w:left w:val="single" w:sz="4" w:space="0" w:color="auto"/>
+                  <w:bottom w:val="single" w:sz="4" w:space="0" w:color="auto"/>
+                  <w:right w:val="single" w:sz="4" w:space="0" w:color="auto"/>
+                </w:tcBorders>
                 <w:vAlign w:val="center"/>
+                <w:hideMark/>
               </w:tcPr>
               <w:p>
                 <w:pPr>
@@ -1380,11 +1406,8 @@
                   <w:ind w:right="0"/>
                   <w:jc w:val="center"/>
                   <w:rPr>
-                    <w:b/>
-                    <w:bCs/>
                     <w:sz w:val="22"/>
                     <w:szCs w:val="22"/>
-                    <w:highlight w:val="yellow"/>
                   </w:rPr>
                 </w:pPr>
                 <w:r>
@@ -1393,7 +1416,6 @@
                     <w:bCs/>
                     <w:sz w:val="22"/>
                     <w:szCs w:val="22"/>
-                    <w:highlight w:val="yellow"/>
                   </w:rPr>
                   <w:t>№ з/п</w:t>
                 </w:r>
@@ -1401,67 +1423,51 @@
             </w:tc>
             <w:tc>
               <w:tcPr>
-                <w:tcW w:w="6548" w:type="dxa"/>
+                <w:tcW w:w="2548" w:type="dxa"/>
+                <w:tcBorders>
+                  <w:top w:val="single" w:sz="4" w:space="0" w:color="auto"/>
+                  <w:left w:val="single" w:sz="4" w:space="0" w:color="auto"/>
+                  <w:bottom w:val="single" w:sz="4" w:space="0" w:color="auto"/>
+                  <w:right w:val="single" w:sz="4" w:space="0" w:color="auto"/>
+                </w:tcBorders>
                 <w:vAlign w:val="center"/>
               </w:tcPr>
               <w:p>
                 <w:pPr>
-                  <w:pStyle w:val="a3"/>
-                  <w:ind w:left="-142" w:right="0" w:firstLine="142"/>
                   <w:jc w:val="center"/>
                   <w:rPr>
-                    <w:b/>
-                    <w:bCs/>
+                    <w:b w:val="0"/>
                     <w:sz w:val="22"/>
                     <w:szCs w:val="22"/>
-                    <w:highlight w:val="yellow"/>
+                    <w:lang w:val="uk-UA"/>
                   </w:rPr>
                 </w:pPr>
                 <w:r>
                   <w:rPr>
-                    <w:b/>
-                    <w:bCs/>
                     <w:sz w:val="22"/>
                     <w:szCs w:val="22"/>
-                    <w:highlight w:val="yellow"/>
+                    <w:lang w:val="uk-UA"/>
                   </w:rPr>
-                  <w:t>Адміністративна одиниця</w:t>
-                </w:r>
-              </w:p>
-              <w:p>
-                <w:pPr>
-                  <w:pStyle w:val="a3"/>
-                  <w:ind w:left="-142" w:right="0" w:firstLine="142"/>
-                  <w:jc w:val="center"/>
-                  <w:rPr>
-                    <w:b/>
-                    <w:bCs/>
-                    <w:sz w:val="22"/>
-                    <w:szCs w:val="22"/>
-                    <w:highlight w:val="yellow"/>
-                  </w:rPr>
-                </w:pPr>
-                <w:r>
-                  <w:rPr>
-                    <w:b/>
-                    <w:bCs/>
-                    <w:sz w:val="22"/>
-                    <w:szCs w:val="22"/>
-                    <w:highlight w:val="yellow"/>
-                  </w:rPr>
-                  <w:t>(назва області, району на території України)</w:t>
+                  <w:t>Найменування</w:t>
                 </w:r>
               </w:p>
             </w:tc>
             <w:tc>
               <w:tcPr>
-                <w:tcW w:w="3027" w:type="dxa"/>
+                <w:tcW w:w="5529" w:type="dxa"/>
+                <w:tcBorders>
+                  <w:top w:val="single" w:sz="4" w:space="0" w:color="auto"/>
+                  <w:left w:val="single" w:sz="4" w:space="0" w:color="auto"/>
+                  <w:bottom w:val="single" w:sz="4" w:space="0" w:color="auto"/>
+                  <w:right w:val="single" w:sz="4" w:space="0" w:color="auto"/>
+                </w:tcBorders>
                 <w:vAlign w:val="center"/>
+                <w:hideMark/>
               </w:tcPr>
               <w:p>
                 <w:pPr>
                   <w:pStyle w:val="a3"/>
-                  <w:ind w:left="-142" w:right="0" w:firstLine="142"/>
+                  <w:ind w:right="0" w:firstLine="142"/>
                   <w:jc w:val="center"/>
                   <w:rPr>
                     <w:b/>
@@ -1476,12 +1482,92 @@
                     <w:bCs/>
                     <w:sz w:val="22"/>
                     <w:szCs w:val="22"/>
-                    <w:highlight w:val="yellow"/>
                   </w:rPr>
-                  <w:t>Кількість абонентів</w:t>
+                  <w:t>Адміністративна одиниця</w:t>
                 </w:r>
-                <w:bookmarkStart w:id="1" w:name="_GoBack"/>
-                <w:bookmarkEnd w:id="1"/>
+              </w:p>
+              <w:p>
+                <w:pPr>
+                  <w:jc w:val="center"/>
+                  <w:rPr>
+                    <w:b w:val="0"/>
+                    <w:sz w:val="22"/>
+                    <w:szCs w:val="22"/>
+                  </w:rPr>
+                </w:pPr>
+                <w:r>
+                  <w:rPr>
+                    <w:b w:val="0"/>
+                    <w:i/>
+                    <w:sz w:val="22"/>
+                    <w:szCs w:val="22"/>
+                    <w:lang w:val="uk-UA"/>
+                  </w:rPr>
+                  <w:t>(назва області, району на території України)</w:t>
+                </w:r>
+              </w:p>
+            </w:tc>
+            <w:tc>
+              <w:tcPr>
+                <w:tcW w:w="1701" w:type="dxa"/>
+                <w:tcBorders>
+                  <w:top w:val="single" w:sz="4" w:space="0" w:color="auto"/>
+                  <w:left w:val="single" w:sz="4" w:space="0" w:color="auto"/>
+                  <w:bottom w:val="single" w:sz="4" w:space="0" w:color="auto"/>
+                  <w:right w:val="single" w:sz="4" w:space="0" w:color="auto"/>
+                </w:tcBorders>
+                <w:vAlign w:val="center"/>
+                <w:hideMark/>
+              </w:tcPr>
+              <w:p>
+                <w:pPr>
+                  <w:pStyle w:val="a3"/>
+                  <w:ind w:right="0"/>
+                  <w:jc w:val="center"/>
+                  <w:rPr>
+                    <w:b/>
+                    <w:sz w:val="22"/>
+                    <w:szCs w:val="22"/>
+                  </w:rPr>
+                </w:pPr>
+                <w:r>
+                  <w:rPr>
+                    <w:b/>
+                    <w:bCs/>
+                    <w:sz w:val="22"/>
+                    <w:szCs w:val="22"/>
+                  </w:rPr>
+                  <w:t xml:space="preserve">Кількість абонентів </w:t>
+                </w:r>
+                <w:r>
+                  <w:rPr>
+                    <w:bCs/>
+                    <w:i/>
+                    <w:sz w:val="22"/>
+                    <w:szCs w:val="22"/>
+                  </w:rPr>
+                  <w:t>(</w:t>
+                </w:r>
+                <w:proofErr w:type="spellStart"/>
+                <w:r>
+                  <w:rPr>
+                    <w:bCs/>
+                    <w:i/>
+                    <w:sz w:val="22"/>
+                    <w:szCs w:val="22"/>
+                  </w:rPr>
+                  <w:t>чол</w:t>
+                </w:r>
+                <w:proofErr w:type="spellEnd"/>
+                <w:r>
+                  <w:rPr>
+                    <w:bCs/>
+                    <w:i/>
+                    <w:sz w:val="22"/>
+                    <w:szCs w:val="22"/>
+                  </w:rPr>
+                  <w:t>.)</w:t>
+                </w:r>
               </w:p>
             </w:tc>
           </w:tr>
@@ -1741,7 +1827,7 @@
         </w:rPr>
         <w:t xml:space="preserve">   </w:t>
       </w:r>
-      <w:bookmarkStart w:id="2" w:name="_Hlk3207123"/>
+      <w:bookmarkStart w:id="1" w:name="_Hlk3207123"/>
       <w:sdt>
         <w:sdtPr>
           <w:rPr>
@@ -1770,7 +1856,14 @@
         </w:sdtContent>
       </w:sdt>
       <w:r>
-        <w:t xml:space="preserve"> (</w:t>
+        <w:t xml:space="preserve"> </w:t>
+      </w:r>
+      <w:r>
+        <w:rPr>
+          <w:sz w:val="22"/>
+          <w:szCs w:val="22"/>
+        </w:rPr>
+        <w:t>(</w:t>
       </w:r>
       <w:sdt>
         <w:sdtPr>
@@ -1799,9 +1892,13 @@
         </w:sdtContent>
       </w:sdt>
       <w:r>
+        <w:rPr>
+          <w:sz w:val="22"/>
+          <w:szCs w:val="22"/>
+        </w:rPr>
         <w:t>)</w:t>
       </w:r>
-      <w:bookmarkEnd w:id="2"/>
+      <w:bookmarkEnd w:id="1"/>
       <w:r>
         <w:rPr>
           <w:b/>
@@ -1809,14 +1906,7 @@
           <w:sz w:val="22"/>
           <w:szCs w:val="22"/>
         </w:rPr>
-        <w:t xml:space="preserve"> відсотків </w:t>
-      </w:r>
-      <w:r>
-        <w:rPr>
-          <w:sz w:val="22"/>
-          <w:szCs w:val="22"/>
-        </w:rPr>
-        <w:t>від доходів Користувача,</w:t>
+        <w:t xml:space="preserve"> </w:t>
       </w:r>
       <w:r>
         <w:rPr>
@@ -1824,6 +1914,16 @@
           <w:bCs/>
           <w:sz w:val="22"/>
           <w:szCs w:val="22"/>
+          <w:lang w:val="ru-RU"/>
+        </w:rPr>
+        <w:t>%</w:t>
+      </w:r>
+      <w:r>
+        <w:rPr>
+          <w:b/>
+          <w:bCs/>
+          <w:sz w:val="22"/>
+          <w:szCs w:val="22"/>
         </w:rPr>
         <w:t xml:space="preserve"> </w:t>
       </w:r>
@@ -1832,9 +1932,25 @@
           <w:sz w:val="22"/>
           <w:szCs w:val="22"/>
         </w:rPr>
+        <w:t>від доходів Користувача,</w:t>
+      </w:r>
+      <w:r>
+        <w:rPr>
+          <w:b/>
+          <w:bCs/>
+          <w:sz w:val="22"/>
+          <w:szCs w:val="22"/>
+        </w:rPr>
+        <w:t xml:space="preserve"> </w:t>
+      </w:r>
+      <w:r>
+        <w:rPr>
+          <w:sz w:val="22"/>
+          <w:szCs w:val="22"/>
+        </w:rPr>
         <w:t xml:space="preserve">але не менше ніж </w:t>
       </w:r>
-      <w:bookmarkStart w:id="3" w:name="_Hlk3207175"/>
+      <w:bookmarkStart w:id="2" w:name="_Hlk3207175"/>
       <w:sdt>
         <w:sdtPr>
           <w:rPr>
@@ -1863,7 +1979,14 @@
         </w:sdtContent>
       </w:sdt>
       <w:r>
-        <w:t xml:space="preserve"> (</w:t>
+        <w:t xml:space="preserve"> </w:t>
+      </w:r>
+      <w:r>
+        <w:rPr>
+          <w:sz w:val="22"/>
+          <w:szCs w:val="22"/>
+        </w:rPr>
+        <w:t>(</w:t>
       </w:r>
       <w:sdt>
         <w:sdtPr>
@@ -1892,7 +2015,15 @@
         </w:sdtContent>
       </w:sdt>
       <w:r>
-        <w:t xml:space="preserve">) </w:t>
+        <w:rPr>
+          <w:sz w:val="22"/>
+          <w:szCs w:val="22"/>
+          <w:lang w:val="ru-RU"/>
+        </w:rPr>
+        <w:t>)</w:t>
+      </w:r>
+      <w:r>
+        <w:t xml:space="preserve"> </w:t>
       </w:r>
       <w:r>
         <w:rPr>
@@ -1933,6 +2064,9 @@
         </w:sdtContent>
       </w:sdt>
       <w:r>
+        <w:rPr>
+          <w:lang w:val="ru-RU"/>
+        </w:rPr>
         <w:t xml:space="preserve"> </w:t>
       </w:r>
       <w:r>
@@ -1943,7 +2077,7 @@
         </w:rPr>
         <w:t>коп.</w:t>
       </w:r>
-      <w:bookmarkEnd w:id="3"/>
+      <w:bookmarkEnd w:id="2"/>
       <w:r>
         <w:rPr>
           <w:sz w:val="22"/>
@@ -1958,10 +2092,11 @@
         </w:rPr>
         <w:t xml:space="preserve"> </w:t>
       </w:r>
-      <w:bookmarkStart w:id="4" w:name="_Hlk3207388"/>
+      <w:bookmarkStart w:id="3" w:name="_Hlk3207388"/>
       <w:sdt>
         <w:sdtPr>
           <w:rPr>
+            <w:b/>
             <w:sz w:val="22"/>
             <w:szCs w:val="22"/>
           </w:rPr>
@@ -1985,7 +2120,7 @@
           </w:r>
         </w:sdtContent>
       </w:sdt>
-      <w:bookmarkEnd w:id="4"/>
+      <w:bookmarkEnd w:id="3"/>
       <w:r>
         <w:rPr>
           <w:sz w:val="22"/>
@@ -2069,10 +2204,11 @@
         </w:rPr>
         <w:t xml:space="preserve">-ти днів після закінчення кожного </w:t>
       </w:r>
-      <w:bookmarkStart w:id="5" w:name="_Hlk3207428"/>
+      <w:bookmarkStart w:id="4" w:name="_Hlk3207428"/>
       <w:sdt>
         <w:sdtPr>
           <w:rPr>
+            <w:b/>
             <w:color w:val="000000"/>
             <w:sz w:val="22"/>
             <w:szCs w:val="22"/>
@@ -2097,7 +2233,7 @@
           </w:r>
         </w:sdtContent>
       </w:sdt>
-      <w:bookmarkEnd w:id="5"/>
+      <w:bookmarkEnd w:id="4"/>
       <w:r>
         <w:rPr>
           <w:sz w:val="22"/>
@@ -2559,7 +2695,15 @@
           <w:sz w:val="22"/>
           <w:szCs w:val="22"/>
         </w:rPr>
-        <w:t xml:space="preserve"> належним чином завірені копії документів бухгалтерської звітності з відміткою державного органу (статистики, державної фіскальної служби) про прийняття за відповідний звітний період згідно з </w:t>
+        <w:t xml:space="preserve"> належним чином завірені копії документів бухгалтерської звітності з відміткою державного органу (статистики, державної фіскальної служби) про прийняття за відповідний </w:t>
+      </w:r>
+      <w:r>
+        <w:rPr>
+          <w:sz w:val="22"/>
+          <w:szCs w:val="22"/>
+        </w:rPr>
+        <w:lastRenderedPageBreak/>
+        <w:t xml:space="preserve">звітний період згідно з </w:t>
       </w:r>
       <w:r>
         <w:rPr>
@@ -2613,7 +2757,6 @@
           <w:sz w:val="22"/>
           <w:szCs w:val="22"/>
         </w:rPr>
-        <w:lastRenderedPageBreak/>
         <w:t>2.6. У разі невиконання Користувачем п. 2.5.2., 2.5.3., 2.5.4.,</w:t>
       </w:r>
       <w:r>
@@ -3513,7 +3656,7 @@
           <w:szCs w:val="22"/>
           <w:lang w:val="uk-UA"/>
         </w:rPr>
-        <w:t>При виявленні фактів відсутності в Звіті інформації про використані твори Користувач зобов’язується виплатити на користь кожного автора (додатково до суми авторської винагороди, визначеної Сторонами в п. 2.4.</w:t>
+        <w:t xml:space="preserve">При виявленні фактів відсутності в Звіті інформації про використані твори Користувач зобов’язується виплатити на користь кожного автора (додатково до суми авторської винагороди, визначеної </w:t>
       </w:r>
       <w:r>
         <w:rPr>
@@ -3522,6 +3665,16 @@
           <w:szCs w:val="22"/>
           <w:lang w:val="uk-UA"/>
         </w:rPr>
+        <w:lastRenderedPageBreak/>
+        <w:t>Сторонами в п. 2.4.</w:t>
+      </w:r>
+      <w:r>
+        <w:rPr>
+          <w:b w:val="0"/>
+          <w:sz w:val="22"/>
+          <w:szCs w:val="22"/>
+          <w:lang w:val="uk-UA"/>
+        </w:rPr>
         <w:t>, 5.2.</w:t>
       </w:r>
       <w:r>
@@ -3549,17 +3702,7 @@
           <w:szCs w:val="22"/>
           <w:lang w:val="uk-UA"/>
         </w:rPr>
-        <w:t xml:space="preserve">виходячи із розрахунку вартості секунди звучання твору за </w:t>
-      </w:r>
-      <w:r>
-        <w:rPr>
-          <w:b w:val="0"/>
-          <w:sz w:val="22"/>
-          <w:szCs w:val="22"/>
-          <w:lang w:val="uk-UA"/>
-        </w:rPr>
-        <w:lastRenderedPageBreak/>
-        <w:t xml:space="preserve">звітний період згідно </w:t>
+        <w:t xml:space="preserve">виходячи із розрахунку вартості секунди звучання твору за звітний період згідно </w:t>
       </w:r>
       <w:r>
         <w:rPr>
@@ -4086,11 +4229,12 @@
       <w:sdt>
         <w:sdtPr>
           <w:rPr>
+            <w:b/>
             <w:sz w:val="22"/>
             <w:szCs w:val="22"/>
           </w:rPr>
-          <w:alias w:val="docDateBeginC"/>
-          <w:tag w:val="docDateBeginC"/>
+          <w:alias w:val="docDateBegin"/>
+          <w:tag w:val="docDateBegin"/>
           <w:id w:val="-954788700"/>
           <w:placeholder>
             <w:docPart w:val="303DFA587E954DBB8B0F2DD647FC8336"/>
@@ -4111,10 +4255,27 @@
       </w:sdt>
       <w:r>
         <w:rPr>
-          <w:sz w:val="22"/>
-          <w:szCs w:val="22"/>
-        </w:rPr>
-        <w:t xml:space="preserve">року і діє до </w:t>
+          <w:b/>
+          <w:sz w:val="22"/>
+          <w:szCs w:val="22"/>
+          <w:lang w:val="ru-RU"/>
+        </w:rPr>
+        <w:t xml:space="preserve"> </w:t>
+      </w:r>
+      <w:r>
+        <w:rPr>
+          <w:b/>
+          <w:sz w:val="22"/>
+          <w:szCs w:val="22"/>
+        </w:rPr>
+        <w:t>року</w:t>
+      </w:r>
+      <w:r>
+        <w:rPr>
+          <w:sz w:val="22"/>
+          <w:szCs w:val="22"/>
+        </w:rPr>
+        <w:t xml:space="preserve"> і діє до </w:t>
       </w:r>
       <w:r>
         <w:rPr>
@@ -4123,15 +4284,16 @@
         </w:rPr>
         <w:t xml:space="preserve"> </w:t>
       </w:r>
-      <w:bookmarkStart w:id="6" w:name="_Hlk3207534"/>
+      <w:bookmarkStart w:id="5" w:name="_Hlk3207534"/>
       <w:sdt>
         <w:sdtPr>
           <w:rPr>
+            <w:b/>
             <w:sz w:val="22"/>
             <w:szCs w:val="22"/>
           </w:rPr>
-          <w:alias w:val="docDateEndC"/>
-          <w:tag w:val="docDateEndC"/>
+          <w:alias w:val="docDateEnd"/>
+          <w:tag w:val="docDateEnd"/>
           <w:id w:val="1553884469"/>
           <w:placeholder>
             <w:docPart w:val="303DFA587E954DBB8B0F2DD647FC8336"/>
@@ -4150,7 +4312,7 @@
           </w:r>
         </w:sdtContent>
       </w:sdt>
-      <w:bookmarkEnd w:id="6"/>
+      <w:bookmarkEnd w:id="5"/>
       <w:r>
         <w:rPr>
           <w:sz w:val="22"/>
@@ -4160,10 +4322,18 @@
       </w:r>
       <w:r>
         <w:rPr>
-          <w:sz w:val="22"/>
-          <w:szCs w:val="22"/>
-        </w:rPr>
-        <w:t xml:space="preserve">року; при цьому, всі зобов’язання Користувача, що виникли під час дії даного Договору, залишаються в силі до їх повного виконання. </w:t>
+          <w:b/>
+          <w:sz w:val="22"/>
+          <w:szCs w:val="22"/>
+        </w:rPr>
+        <w:t>року</w:t>
+      </w:r>
+      <w:r>
+        <w:rPr>
+          <w:sz w:val="22"/>
+          <w:szCs w:val="22"/>
+        </w:rPr>
+        <w:t xml:space="preserve">; при цьому, всі зобов’язання Користувача, що виникли під час дії даного Договору, залишаються в силі до їх повного виконання. </w:t>
       </w:r>
     </w:p>
     <w:p>
@@ -4179,7 +4349,6 @@
         <w:rPr>
           <w:sz w:val="22"/>
           <w:szCs w:val="22"/>
-          <w:highlight w:val="yellow"/>
         </w:rPr>
         <w:t xml:space="preserve">5.2. </w:t>
       </w:r>
@@ -4187,7 +4356,6 @@
         <w:rPr>
           <w:sz w:val="22"/>
           <w:szCs w:val="22"/>
-          <w:highlight w:val="yellow"/>
         </w:rPr>
         <w:t>Дія даного Договору автоматично продовжується строком на 1 рік з одночасним підвищенням розміру мінімального платежу авторської винагороди</w:t>
       </w:r>
@@ -4195,7 +4363,6 @@
         <w:rPr>
           <w:sz w:val="22"/>
           <w:szCs w:val="22"/>
-          <w:highlight w:val="yellow"/>
           <w:lang w:val="ru-RU"/>
         </w:rPr>
         <w:t xml:space="preserve"> </w:t>
@@ -4204,9 +4371,110 @@
         <w:rPr>
           <w:sz w:val="22"/>
           <w:szCs w:val="22"/>
-          <w:highlight w:val="yellow"/>
-        </w:rPr>
-        <w:t>за попередній рік на ____ (_____________) %, - і так із року в рік.</w:t>
+        </w:rPr>
+        <w:t xml:space="preserve">за попередній рік на </w:t>
+      </w:r>
+      <w:bookmarkStart w:id="6" w:name="_Hlk4080784"/>
+      <w:sdt>
+        <w:sdtPr>
+          <w:rPr>
+            <w:b/>
+            <w:bCs/>
+            <w:sz w:val="22"/>
+            <w:szCs w:val="22"/>
+            <w:lang w:val="ru-UA"/>
+          </w:rPr>
+          <w:alias w:val="prcntPrl"/>
+          <w:tag w:val="prcntPrl"/>
+          <w:id w:val="973418347"/>
+          <w:placeholder>
+            <w:docPart w:val="313B7CCCB1F64668A6608D5422C5B66B"/>
+          </w:placeholder>
+          <w:showingPlcHdr/>
+          <w15:appearance w15:val="tags"/>
+          <w:text/>
+        </w:sdtPr>
+        <w:sdtContent>
+          <w:r>
+            <w:rPr>
+              <w:rStyle w:val="af0"/>
+            </w:rPr>
+            <w:t>Место для ввода текста.</w:t>
+          </w:r>
+        </w:sdtContent>
+      </w:sdt>
+      <w:r>
+        <w:rPr>
+          <w:b/>
+          <w:bCs/>
+          <w:sz w:val="22"/>
+          <w:szCs w:val="22"/>
+          <w:lang w:val="ru-UA"/>
+        </w:rPr>
+        <w:t xml:space="preserve"> (</w:t>
+      </w:r>
+      <w:sdt>
+        <w:sdtPr>
+          <w:rPr>
+            <w:bCs/>
+            <w:sz w:val="22"/>
+            <w:szCs w:val="22"/>
+            <w:lang w:val="ru-UA"/>
+          </w:rPr>
+          <w:alias w:val="prcntPrlText"/>
+          <w:tag w:val="prcntPrlText"/>
+          <w:id w:val="-492410048"/>
+          <w:placeholder>
+            <w:docPart w:val="313B7CCCB1F64668A6608D5422C5B66B"/>
+          </w:placeholder>
+          <w:showingPlcHdr/>
+          <w15:appearance w15:val="tags"/>
+          <w:text/>
+        </w:sdtPr>
+        <w:sdtContent>
+          <w:r>
+            <w:rPr>
+              <w:rStyle w:val="af0"/>
+            </w:rPr>
+            <w:t>Место для ввода текста.</w:t>
+          </w:r>
+        </w:sdtContent>
+      </w:sdt>
+      <w:r>
+        <w:rPr>
+          <w:b/>
+          <w:bCs/>
+          <w:sz w:val="22"/>
+          <w:szCs w:val="22"/>
+          <w:lang w:val="ru-UA"/>
+        </w:rPr>
+        <w:t>)</w:t>
+      </w:r>
+      <w:bookmarkEnd w:id="6"/>
+      <w:r>
+        <w:rPr>
+          <w:sz w:val="22"/>
+          <w:szCs w:val="22"/>
+          <w:lang w:val="ru-RU"/>
+        </w:rPr>
+        <w:t xml:space="preserve"> </w:t>
+      </w:r>
+      <w:r>
+        <w:rPr>
+          <w:b/>
+          <w:sz w:val="22"/>
+          <w:szCs w:val="22"/>
+        </w:rPr>
+        <w:t>%</w:t>
+      </w:r>
+      <w:bookmarkStart w:id="7" w:name="_GoBack"/>
+      <w:bookmarkEnd w:id="7"/>
+      <w:r>
+        <w:rPr>
+          <w:sz w:val="22"/>
+          <w:szCs w:val="22"/>
+        </w:rPr>
+        <w:t xml:space="preserve"> - і так із року в рік.</w:t>
       </w:r>
     </w:p>
     <w:p>
@@ -4350,7 +4618,16 @@
           <w:sz w:val="22"/>
           <w:szCs w:val="22"/>
         </w:rPr>
-        <w:t>Письмове повідомлення вважається належним чином доставленим, а Користувач таким, що повідомлений про розірвання Договору у порядку, передбаченому п. 5.4. Договору та з дати, вказаної у письмовому повідомленні ГО УААСП також у разі відмови Користувача від отримання листа або повернення листа за закінченням терміну зберігання, або вибуття адресата.</w:t>
+        <w:t xml:space="preserve">Письмове повідомлення вважається належним чином доставленим, а Користувач таким, що повідомлений про розірвання Договору у порядку, передбаченому п. 5.4. Договору та з дати, вказаної у </w:t>
+      </w:r>
+      <w:r>
+        <w:rPr>
+          <w:rFonts w:ascii="inherit" w:hAnsi="inherit"/>
+          <w:sz w:val="22"/>
+          <w:szCs w:val="22"/>
+        </w:rPr>
+        <w:lastRenderedPageBreak/>
+        <w:t>письмовому повідомленні ГО УААСП також у разі відмови Користувача від отримання листа або повернення листа за закінченням терміну зберігання, або вибуття адресата.</w:t>
       </w:r>
     </w:p>
     <w:p>
@@ -4909,6 +5186,7 @@
           <w:szCs w:val="22"/>
           <w:lang w:val="uk-UA" w:eastAsia="uk-UA"/>
         </w:rPr>
+        <w:lastRenderedPageBreak/>
         <w:t xml:space="preserve">             </w:t>
       </w:r>
       <w:r>
@@ -5012,7 +5290,6 @@
           <w:sz w:val="22"/>
           <w:szCs w:val="22"/>
         </w:rPr>
-        <w:lastRenderedPageBreak/>
         <w:t xml:space="preserve">             </w:t>
       </w:r>
       <w:r>
@@ -5465,19 +5742,6 @@
               <w:bottom w:val="single" w:sz="4" w:space="0" w:color="auto"/>
             </w:tcBorders>
           </w:tcPr>
-          <w:p>
-            <w:pPr>
-              <w:pStyle w:val="20"/>
-              <w:spacing w:after="0" w:line="240" w:lineRule="auto"/>
-              <w:ind w:left="0"/>
-              <w:jc w:val="center"/>
-              <w:rPr>
-                <w:sz w:val="20"/>
-                <w:szCs w:val="20"/>
-                <w:lang w:val="uk-UA"/>
-              </w:rPr>
-            </w:pPr>
-          </w:p>
           <w:p>
             <w:pPr>
               <w:ind w:left="180"/>
@@ -6174,8 +6438,8 @@
             </w:pPr>
             <w:r>
               <w:rPr>
-                <w:sz w:val="18"/>
-                <w:szCs w:val="18"/>
+                <w:sz w:val="20"/>
+                <w:szCs w:val="20"/>
                 <w:lang w:val="uk-UA"/>
               </w:rPr>
               <w:t>Юридична адреса:</w:t>
@@ -6193,8 +6457,8 @@
               <w:sdtPr>
                 <w:rPr>
                   <w:b w:val="0"/>
-                  <w:sz w:val="18"/>
-                  <w:szCs w:val="18"/>
+                  <w:sz w:val="20"/>
+                  <w:szCs w:val="20"/>
                   <w:lang w:val="uk-UA"/>
                 </w:rPr>
                 <w:alias w:val="CstLegalAddress"/>
@@ -6229,8 +6493,8 @@
             </w:pPr>
             <w:r>
               <w:rPr>
-                <w:sz w:val="18"/>
-                <w:szCs w:val="18"/>
+                <w:sz w:val="20"/>
+                <w:szCs w:val="20"/>
                 <w:lang w:val="uk-UA"/>
               </w:rPr>
               <w:t>Фактична адреса:</w:t>
@@ -6248,8 +6512,8 @@
               <w:sdtPr>
                 <w:rPr>
                   <w:b w:val="0"/>
-                  <w:sz w:val="18"/>
-                  <w:szCs w:val="18"/>
+                  <w:sz w:val="20"/>
+                  <w:szCs w:val="20"/>
                   <w:lang w:val="uk-UA"/>
                 </w:rPr>
                 <w:alias w:val="CstResidentialAddress"/>
@@ -6284,8 +6548,8 @@
             </w:pPr>
             <w:r>
               <w:rPr>
-                <w:sz w:val="18"/>
-                <w:szCs w:val="18"/>
+                <w:sz w:val="20"/>
+                <w:szCs w:val="20"/>
                 <w:lang w:val="uk-UA"/>
               </w:rPr>
               <w:t>Адреса для листування:</w:t>
@@ -6304,8 +6568,8 @@
                 <w:rPr>
                   <w:b w:val="0"/>
                   <w:bCs w:val="0"/>
-                  <w:sz w:val="18"/>
-                  <w:szCs w:val="18"/>
+                  <w:sz w:val="20"/>
+                  <w:szCs w:val="20"/>
                   <w:lang w:val="uk-UA"/>
                 </w:rPr>
                 <w:alias w:val="CstCorrespAddress"/>
@@ -6341,29 +6605,36 @@
             <w:proofErr w:type="spellStart"/>
             <w:r>
               <w:rPr>
+                <w:sz w:val="20"/>
+                <w:szCs w:val="20"/>
+                <w:lang w:val="uk-UA"/>
+              </w:rPr>
+              <w:t>Тел</w:t>
+            </w:r>
+            <w:proofErr w:type="spellEnd"/>
+            <w:r>
+              <w:rPr>
+                <w:sz w:val="20"/>
+                <w:szCs w:val="20"/>
+                <w:lang w:val="uk-UA"/>
+              </w:rPr>
+              <w:t>.:</w:t>
+            </w:r>
+            <w:r>
+              <w:rPr>
                 <w:b w:val="0"/>
                 <w:sz w:val="18"/>
                 <w:szCs w:val="18"/>
                 <w:lang w:val="uk-UA"/>
               </w:rPr>
-              <w:t>Тел</w:t>
-            </w:r>
-            <w:proofErr w:type="spellEnd"/>
-            <w:r>
-              <w:rPr>
-                <w:b w:val="0"/>
-                <w:sz w:val="18"/>
-                <w:szCs w:val="18"/>
-                <w:lang w:val="uk-UA"/>
-              </w:rPr>
-              <w:t xml:space="preserve">.: </w:t>
+              <w:t xml:space="preserve"> </w:t>
             </w:r>
             <w:sdt>
               <w:sdtPr>
                 <w:rPr>
                   <w:b w:val="0"/>
-                  <w:sz w:val="18"/>
-                  <w:szCs w:val="18"/>
+                  <w:sz w:val="20"/>
+                  <w:szCs w:val="20"/>
                   <w:lang w:val="uk-UA"/>
                 </w:rPr>
                 <w:alias w:val="CstPhone"/>
@@ -6398,12 +6669,20 @@
             </w:pPr>
             <w:r>
               <w:rPr>
+                <w:sz w:val="20"/>
+                <w:szCs w:val="20"/>
+                <w:lang w:val="uk-UA"/>
+              </w:rPr>
+              <w:t>факс:</w:t>
+            </w:r>
+            <w:r>
+              <w:rPr>
                 <w:b w:val="0"/>
                 <w:sz w:val="18"/>
                 <w:szCs w:val="18"/>
                 <w:lang w:val="uk-UA"/>
               </w:rPr>
-              <w:t>факс:_____________________________</w:t>
+              <w:t>_____________________________</w:t>
             </w:r>
           </w:p>
           <w:p>
@@ -6417,8 +6696,8 @@
             </w:pPr>
             <w:r>
               <w:rPr>
-                <w:sz w:val="18"/>
-                <w:szCs w:val="18"/>
+                <w:sz w:val="20"/>
+                <w:szCs w:val="20"/>
                 <w:lang w:val="uk-UA"/>
               </w:rPr>
               <w:t>Код ЄДРПОУ:</w:t>
@@ -6437,8 +6716,8 @@
                 <w:rPr>
                   <w:b w:val="0"/>
                   <w:bCs w:val="0"/>
-                  <w:sz w:val="18"/>
-                  <w:szCs w:val="18"/>
+                  <w:sz w:val="20"/>
+                  <w:szCs w:val="20"/>
                   <w:lang w:val="uk-UA"/>
                 </w:rPr>
                 <w:alias w:val="CstEDRPOU"/>
@@ -6473,11 +6752,19 @@
             </w:pPr>
             <w:r>
               <w:rPr>
-                <w:sz w:val="18"/>
-                <w:szCs w:val="18"/>
+                <w:sz w:val="20"/>
+                <w:szCs w:val="20"/>
                 <w:lang w:val="uk-UA"/>
               </w:rPr>
               <w:t>Банк</w:t>
+            </w:r>
+            <w:r>
+              <w:rPr>
+                <w:sz w:val="20"/>
+                <w:szCs w:val="20"/>
+                <w:lang w:val="uk-UA"/>
+              </w:rPr>
+              <w:t>:</w:t>
             </w:r>
             <w:r>
               <w:rPr>
@@ -6493,8 +6780,8 @@
                 <w:rPr>
                   <w:b w:val="0"/>
                   <w:bCs w:val="0"/>
-                  <w:sz w:val="18"/>
-                  <w:szCs w:val="18"/>
+                  <w:sz w:val="20"/>
+                  <w:szCs w:val="20"/>
                   <w:lang w:val="uk-UA"/>
                 </w:rPr>
                 <w:alias w:val="CstBankName"/>
@@ -6529,8 +6816,8 @@
             </w:pPr>
             <w:r>
               <w:rPr>
-                <w:sz w:val="18"/>
-                <w:szCs w:val="18"/>
+                <w:sz w:val="20"/>
+                <w:szCs w:val="20"/>
                 <w:lang w:val="uk-UA"/>
               </w:rPr>
               <w:t>МФО:</w:t>
@@ -6549,8 +6836,8 @@
                 <w:rPr>
                   <w:b w:val="0"/>
                   <w:bCs w:val="0"/>
-                  <w:sz w:val="18"/>
-                  <w:szCs w:val="18"/>
+                  <w:sz w:val="20"/>
+                  <w:szCs w:val="20"/>
                   <w:lang w:val="uk-UA"/>
                 </w:rPr>
                 <w:alias w:val="CstBankMFO"/>
@@ -6585,8 +6872,8 @@
             </w:pPr>
             <w:r>
               <w:rPr>
-                <w:sz w:val="18"/>
-                <w:szCs w:val="18"/>
+                <w:sz w:val="20"/>
+                <w:szCs w:val="20"/>
                 <w:lang w:val="uk-UA"/>
               </w:rPr>
               <w:t>р/р</w:t>
@@ -6605,8 +6892,8 @@
                 <w:rPr>
                   <w:b w:val="0"/>
                   <w:bCs w:val="0"/>
-                  <w:sz w:val="18"/>
-                  <w:szCs w:val="18"/>
+                  <w:sz w:val="20"/>
+                  <w:szCs w:val="20"/>
                   <w:lang w:val="uk-UA"/>
                 </w:rPr>
                 <w:alias w:val="CstAcc"/>
@@ -6641,8 +6928,8 @@
             </w:pPr>
             <w:r>
               <w:rPr>
-                <w:sz w:val="18"/>
-                <w:szCs w:val="18"/>
+                <w:sz w:val="20"/>
+                <w:szCs w:val="20"/>
                 <w:lang w:val="uk-UA"/>
               </w:rPr>
               <w:t>Свідоцтво №</w:t>
@@ -6661,15 +6948,15 @@
                 <w:rPr>
                   <w:b w:val="0"/>
                   <w:bCs w:val="0"/>
-                  <w:sz w:val="18"/>
-                  <w:szCs w:val="18"/>
+                  <w:sz w:val="20"/>
+                  <w:szCs w:val="20"/>
                   <w:lang w:val="uk-UA"/>
                 </w:rPr>
-                <w:alias w:val="CstAcc"/>
-                <w:tag w:val="CstAcc"/>
-                <w:id w:val="1575388416"/>
+                <w:alias w:val="CstRegNumber"/>
+                <w:tag w:val="CstRegNumber"/>
+                <w:id w:val="-1794891208"/>
                 <w:placeholder>
-                  <w:docPart w:val="90F9C50A0B724E738D815C585555C909"/>
+                  <w:docPart w:val="EBCF736BE1E54DA19B4B286970B82F8E"/>
                 </w:placeholder>
                 <w:showingPlcHdr/>
                 <w15:appearance w15:val="tags"/>
@@ -6680,6 +6967,7 @@
                 <w:r>
                   <w:rPr>
                     <w:rStyle w:val="af0"/>
+                    <w:lang w:val="uk-UA"/>
                   </w:rPr>
                   <w:t>Место для ввода текста.</w:t>
                 </w:r>
@@ -6696,8 +6984,9 @@
             </w:r>
             <w:r>
               <w:rPr>
-                <w:sz w:val="18"/>
-                <w:szCs w:val="18"/>
+                <w:b w:val="0"/>
+                <w:sz w:val="20"/>
+                <w:szCs w:val="20"/>
                 <w:lang w:val="uk-UA"/>
               </w:rPr>
               <w:t>від</w:t>
@@ -6705,9 +6994,17 @@
             <w:r>
               <w:rPr>
                 <w:b w:val="0"/>
-                <w:sz w:val="18"/>
-                <w:szCs w:val="18"/>
+                <w:sz w:val="16"/>
+                <w:szCs w:val="16"/>
                 <w:lang w:val="uk-UA"/>
+              </w:rPr>
+              <w:t xml:space="preserve"> </w:t>
+            </w:r>
+            <w:r>
+              <w:rPr>
+                <w:b w:val="0"/>
+                <w:sz w:val="16"/>
+                <w:szCs w:val="16"/>
               </w:rPr>
               <w:t xml:space="preserve"> </w:t>
             </w:r>
@@ -6715,16 +7012,15 @@
               <w:sdtPr>
                 <w:rPr>
                   <w:b w:val="0"/>
-                  <w:bCs w:val="0"/>
-                  <w:sz w:val="18"/>
-                  <w:szCs w:val="18"/>
+                  <w:sz w:val="20"/>
+                  <w:szCs w:val="20"/>
                   <w:lang w:val="uk-UA"/>
                 </w:rPr>
-                <w:alias w:val="CstAcc"/>
-                <w:tag w:val="CstAcc"/>
-                <w:id w:val="1488436807"/>
+                <w:alias w:val="CstRegData"/>
+                <w:tag w:val="CstRegData"/>
+                <w:id w:val="1267500302"/>
                 <w:placeholder>
-                  <w:docPart w:val="3469C64EE5634C5C880733D93DB761C1"/>
+                  <w:docPart w:val="EBCF736BE1E54DA19B4B286970B82F8E"/>
                 </w:placeholder>
                 <w:showingPlcHdr/>
                 <w15:appearance w15:val="tags"/>
@@ -6735,6 +7031,7 @@
                 <w:r>
                   <w:rPr>
                     <w:rStyle w:val="af0"/>
+                    <w:lang w:val="uk-UA"/>
                   </w:rPr>
                   <w:t>Место для ввода текста.</w:t>
                 </w:r>
@@ -6747,7 +7044,16 @@
                 <w:szCs w:val="18"/>
                 <w:lang w:val="uk-UA"/>
               </w:rPr>
-              <w:t xml:space="preserve"> р.</w:t>
+              <w:t xml:space="preserve"> </w:t>
+            </w:r>
+            <w:r>
+              <w:rPr>
+                <w:b w:val="0"/>
+                <w:sz w:val="20"/>
+                <w:szCs w:val="20"/>
+                <w:lang w:val="uk-UA"/>
+              </w:rPr>
+              <w:t>р.</w:t>
             </w:r>
           </w:p>
           <w:p>
@@ -6756,23 +7062,22 @@
                 <w:b w:val="0"/>
                 <w:sz w:val="18"/>
                 <w:szCs w:val="18"/>
+              </w:rPr>
+            </w:pPr>
+            <w:r>
+              <w:rPr>
+                <w:sz w:val="20"/>
+                <w:szCs w:val="20"/>
                 <w:lang w:val="uk-UA"/>
               </w:rPr>
-            </w:pPr>
-            <w:r>
-              <w:rPr>
-                <w:sz w:val="18"/>
-                <w:szCs w:val="18"/>
-                <w:lang w:val="uk-UA"/>
-              </w:rPr>
-              <w:t>Індивідуальний податковий №</w:t>
+              <w:lastRenderedPageBreak/>
+              <w:t>Є платником</w:t>
             </w:r>
             <w:r>
               <w:rPr>
                 <w:b w:val="0"/>
                 <w:sz w:val="18"/>
                 <w:szCs w:val="18"/>
-                <w:lang w:val="uk-UA"/>
               </w:rPr>
               <w:t xml:space="preserve"> </w:t>
             </w:r>
@@ -6781,8 +7086,65 @@
                 <w:rPr>
                   <w:b w:val="0"/>
                   <w:bCs w:val="0"/>
-                  <w:sz w:val="18"/>
-                  <w:szCs w:val="18"/>
+                  <w:sz w:val="20"/>
+                  <w:szCs w:val="20"/>
+                  <w:lang w:val="uk-UA"/>
+                </w:rPr>
+                <w:alias w:val="CstVATType"/>
+                <w:tag w:val="CstVATType"/>
+                <w:id w:val="25303977"/>
+                <w:placeholder>
+                  <w:docPart w:val="846CE49687134CCD83A6935E13072CBB"/>
+                </w:placeholder>
+                <w:showingPlcHdr/>
+                <w15:appearance w15:val="tags"/>
+                <w:text/>
+              </w:sdtPr>
+              <w:sdtEndPr/>
+              <w:sdtContent>
+                <w:r>
+                  <w:rPr>
+                    <w:rStyle w:val="af0"/>
+                    <w:lang w:val="uk-UA"/>
+                  </w:rPr>
+                  <w:t>Место для ввода текста.</w:t>
+                </w:r>
+              </w:sdtContent>
+            </w:sdt>
+          </w:p>
+          <w:p>
+            <w:pPr>
+              <w:rPr>
+                <w:b w:val="0"/>
+                <w:sz w:val="18"/>
+                <w:szCs w:val="18"/>
+                <w:lang w:val="uk-UA"/>
+              </w:rPr>
+            </w:pPr>
+            <w:r>
+              <w:rPr>
+                <w:sz w:val="20"/>
+                <w:szCs w:val="20"/>
+                <w:lang w:val="uk-UA"/>
+              </w:rPr>
+              <w:t>Індивідуальний податковий №</w:t>
+            </w:r>
+            <w:r>
+              <w:rPr>
+                <w:b w:val="0"/>
+                <w:sz w:val="18"/>
+                <w:szCs w:val="18"/>
+                <w:lang w:val="uk-UA"/>
+              </w:rPr>
+              <w:t xml:space="preserve"> </w:t>
+            </w:r>
+            <w:sdt>
+              <w:sdtPr>
+                <w:rPr>
+                  <w:b w:val="0"/>
+                  <w:bCs w:val="0"/>
+                  <w:sz w:val="20"/>
+                  <w:szCs w:val="20"/>
                   <w:lang w:val="uk-UA"/>
                 </w:rPr>
                 <w:alias w:val="CstVAT"/>
@@ -6810,56 +7172,28 @@
             <w:pPr>
               <w:rPr>
                 <w:b w:val="0"/>
-                <w:sz w:val="18"/>
-                <w:szCs w:val="18"/>
+                <w:sz w:val="20"/>
+                <w:szCs w:val="20"/>
+                <w:lang w:val="uk-UA"/>
               </w:rPr>
             </w:pPr>
             <w:r>
               <w:rPr>
-                <w:sz w:val="18"/>
-                <w:szCs w:val="18"/>
+                <w:sz w:val="20"/>
+                <w:szCs w:val="20"/>
                 <w:lang w:val="uk-UA"/>
               </w:rPr>
-              <w:t>Є платником</w:t>
+              <w:t>http://</w:t>
             </w:r>
             <w:r>
               <w:rPr>
                 <w:b w:val="0"/>
-                <w:sz w:val="18"/>
-                <w:szCs w:val="18"/>
-              </w:rPr>
-              <w:t xml:space="preserve"> </w:t>
+                <w:sz w:val="20"/>
+                <w:szCs w:val="20"/>
+                <w:lang w:val="uk-UA"/>
+              </w:rPr>
+              <w:t>_____________________________________________</w:t>
             </w:r>
-            <w:sdt>
-              <w:sdtPr>
-                <w:rPr>
-                  <w:b w:val="0"/>
-                  <w:bCs w:val="0"/>
-                  <w:sz w:val="18"/>
-                  <w:szCs w:val="18"/>
-                  <w:lang w:val="uk-UA"/>
-                </w:rPr>
-                <w:alias w:val="CstVATType"/>
-                <w:tag w:val="CstVATType"/>
-                <w:id w:val="25303977"/>
-                <w:placeholder>
-                  <w:docPart w:val="DA6BCA803DE64B1384FA250E91EA8D53"/>
-                </w:placeholder>
-                <w:showingPlcHdr/>
-                <w15:appearance w15:val="tags"/>
-                <w:text/>
-              </w:sdtPr>
-              <w:sdtEndPr/>
-              <w:sdtContent>
-                <w:r>
-                  <w:rPr>
-                    <w:rStyle w:val="af0"/>
-                    <w:lang w:val="uk-UA"/>
-                  </w:rPr>
-                  <w:t>Место для ввода текста.</w:t>
-                </w:r>
-              </w:sdtContent>
-            </w:sdt>
           </w:p>
           <w:p>
             <w:pPr>
@@ -6872,51 +7206,38 @@
             </w:pPr>
             <w:r>
               <w:rPr>
+                <w:sz w:val="20"/>
+                <w:szCs w:val="20"/>
+                <w:lang w:val="uk-UA"/>
+              </w:rPr>
+              <w:t>E-</w:t>
+            </w:r>
+            <w:proofErr w:type="spellStart"/>
+            <w:r>
+              <w:rPr>
+                <w:sz w:val="20"/>
+                <w:szCs w:val="20"/>
+                <w:lang w:val="uk-UA"/>
+              </w:rPr>
+              <w:t>mail</w:t>
+            </w:r>
+            <w:proofErr w:type="spellEnd"/>
+            <w:r>
+              <w:rPr>
+                <w:sz w:val="20"/>
+                <w:szCs w:val="20"/>
+                <w:lang w:val="uk-UA"/>
+              </w:rPr>
+              <w:t>:</w:t>
+            </w:r>
+            <w:r>
+              <w:rPr>
                 <w:b w:val="0"/>
                 <w:sz w:val="18"/>
                 <w:szCs w:val="18"/>
                 <w:lang w:val="uk-UA"/>
               </w:rPr>
-              <w:t>http://___________________________________________________</w:t>
-            </w:r>
-          </w:p>
-          <w:p>
-            <w:pPr>
-              <w:rPr>
-                <w:b w:val="0"/>
-                <w:sz w:val="18"/>
-                <w:szCs w:val="18"/>
-                <w:lang w:val="uk-UA"/>
-              </w:rPr>
-            </w:pPr>
-            <w:r>
-              <w:rPr>
-                <w:b w:val="0"/>
-                <w:sz w:val="18"/>
-                <w:szCs w:val="18"/>
-                <w:lang w:val="uk-UA"/>
-              </w:rPr>
-              <w:t>E-</w:t>
-            </w:r>
-            <w:proofErr w:type="spellStart"/>
-            <w:r>
-              <w:rPr>
-                <w:b w:val="0"/>
-                <w:sz w:val="18"/>
-                <w:szCs w:val="18"/>
-                <w:lang w:val="uk-UA"/>
-              </w:rPr>
-              <w:t>mail</w:t>
-            </w:r>
-            <w:proofErr w:type="spellEnd"/>
-            <w:r>
-              <w:rPr>
-                <w:b w:val="0"/>
-                <w:sz w:val="18"/>
-                <w:szCs w:val="18"/>
-                <w:lang w:val="uk-UA"/>
-              </w:rPr>
-              <w:t>: _________________________________________________</w:t>
+              <w:t xml:space="preserve"> ________________________________________________</w:t>
             </w:r>
           </w:p>
           <w:p>
@@ -6994,7 +7315,6 @@
                       <w:szCs w:val="18"/>
                       <w:lang w:val="uk-UA"/>
                     </w:rPr>
-                    <w:lastRenderedPageBreak/>
                     <w:t>________________</w:t>
                   </w:r>
                   <w:r>
@@ -7065,8 +7385,8 @@
                   <w:pPr>
                     <w:rPr>
                       <w:color w:val="000000"/>
-                      <w:sz w:val="16"/>
-                      <w:szCs w:val="16"/>
+                      <w:sz w:val="18"/>
+                      <w:szCs w:val="18"/>
                       <w:lang w:val="uk-UA"/>
                     </w:rPr>
                   </w:pPr>
@@ -7091,13 +7411,12 @@
                   <w:sdt>
                     <w:sdtPr>
                       <w:rPr>
-                        <w:b w:val="0"/>
-                        <w:sz w:val="18"/>
-                        <w:szCs w:val="18"/>
+                        <w:sz w:val="20"/>
+                        <w:szCs w:val="20"/>
                         <w:lang w:val="uk-UA"/>
                       </w:rPr>
-                      <w:alias w:val="CstPerson"/>
-                      <w:tag w:val="CstPerson"/>
+                      <w:alias w:val="CstPerson1"/>
+                      <w:tag w:val="CstPerson1"/>
                       <w:id w:val="433098122"/>
                       <w:placeholder>
                         <w:docPart w:val="928A0D9682F34E0099CF8E1F845C627A"/>
@@ -7125,16 +7444,6 @@
                     </w:rPr>
                     <w:t xml:space="preserve"> /</w:t>
                   </w:r>
-                </w:p>
-                <w:p>
-                  <w:pPr>
-                    <w:rPr>
-                      <w:color w:val="000000"/>
-                      <w:sz w:val="18"/>
-                      <w:szCs w:val="18"/>
-                      <w:lang w:val="uk-UA"/>
-                    </w:rPr>
-                  </w:pPr>
                 </w:p>
               </w:tc>
             </w:tr>
@@ -14205,7 +14514,6 @@
   <w:style w:type="character" w:default="1" w:styleId="a0">
     <w:name w:val="Default Paragraph Font"/>
     <w:uiPriority w:val="1"/>
-    <w:semiHidden/>
     <w:unhideWhenUsed/>
   </w:style>
   <w:style w:type="table" w:default="1" w:styleId="a1">
@@ -14758,32 +15066,6 @@
     </w:docPart>
     <w:docPart>
       <w:docPartPr>
-        <w:name w:val="DefaultPlaceholder_-1854013436"/>
-        <w:category>
-          <w:name w:val="Общие"/>
-          <w:gallery w:val="placeholder"/>
-        </w:category>
-        <w:types>
-          <w:type w:val="bbPlcHdr"/>
-        </w:types>
-        <w:behaviors>
-          <w:behavior w:val="content"/>
-        </w:behaviors>
-        <w:guid w:val="{A6236E2E-46CE-4EBB-9832-9133D1B4DFAC}"/>
-      </w:docPartPr>
-      <w:docPartBody>
-        <w:p>
-          <w:r>
-            <w:rPr>
-              <w:rStyle w:val="a3"/>
-            </w:rPr>
-            <w:t>Выберите стандартный блок.</w:t>
-          </w:r>
-        </w:p>
-      </w:docPartBody>
-    </w:docPart>
-    <w:docPart>
-      <w:docPartPr>
         <w:name w:val="19D644F97B25487ABC687D148279CFF6"/>
         <w:category>
           <w:name w:val="Общие"/>
@@ -15283,64 +15565,6 @@
     </w:docPart>
     <w:docPart>
       <w:docPartPr>
-        <w:name w:val="90F9C50A0B724E738D815C585555C909"/>
-        <w:category>
-          <w:name w:val="Общие"/>
-          <w:gallery w:val="placeholder"/>
-        </w:category>
-        <w:types>
-          <w:type w:val="bbPlcHdr"/>
-        </w:types>
-        <w:behaviors>
-          <w:behavior w:val="content"/>
-        </w:behaviors>
-        <w:guid w:val="{8CF7A459-EB61-42C2-A6C3-B2FD2F2BBB59}"/>
-      </w:docPartPr>
-      <w:docPartBody>
-        <w:p>
-          <w:pPr>
-            <w:pStyle w:val="90F9C50A0B724E738D815C585555C909"/>
-          </w:pPr>
-          <w:r>
-            <w:rPr>
-              <w:rStyle w:val="a3"/>
-            </w:rPr>
-            <w:t>Место для ввода текста.</w:t>
-          </w:r>
-        </w:p>
-      </w:docPartBody>
-    </w:docPart>
-    <w:docPart>
-      <w:docPartPr>
-        <w:name w:val="3469C64EE5634C5C880733D93DB761C1"/>
-        <w:category>
-          <w:name w:val="Общие"/>
-          <w:gallery w:val="placeholder"/>
-        </w:category>
-        <w:types>
-          <w:type w:val="bbPlcHdr"/>
-        </w:types>
-        <w:behaviors>
-          <w:behavior w:val="content"/>
-        </w:behaviors>
-        <w:guid w:val="{03378B4C-BFD6-466A-A2F7-29C08690F1D7}"/>
-      </w:docPartPr>
-      <w:docPartBody>
-        <w:p>
-          <w:pPr>
-            <w:pStyle w:val="3469C64EE5634C5C880733D93DB761C1"/>
-          </w:pPr>
-          <w:r>
-            <w:rPr>
-              <w:rStyle w:val="a3"/>
-            </w:rPr>
-            <w:t>Место для ввода текста.</w:t>
-          </w:r>
-        </w:p>
-      </w:docPartBody>
-    </w:docPart>
-    <w:docPart>
-      <w:docPartPr>
         <w:name w:val="26CBBF14B5AB4468B7E6CAF8C6E40D2E"/>
         <w:category>
           <w:name w:val="Общие"/>
@@ -15362,36 +15586,6 @@
           <w:r>
             <w:rPr>
               <w:rStyle w:val="a3"/>
-            </w:rPr>
-            <w:t>Место для ввода текста.</w:t>
-          </w:r>
-        </w:p>
-      </w:docPartBody>
-    </w:docPart>
-    <w:docPart>
-      <w:docPartPr>
-        <w:name w:val="DA6BCA803DE64B1384FA250E91EA8D53"/>
-        <w:category>
-          <w:name w:val="Общие"/>
-          <w:gallery w:val="placeholder"/>
-        </w:category>
-        <w:types>
-          <w:type w:val="bbPlcHdr"/>
-        </w:types>
-        <w:behaviors>
-          <w:behavior w:val="content"/>
-        </w:behaviors>
-        <w:guid w:val="{680B09CD-EC29-4112-A995-178EBCB607B2}"/>
-      </w:docPartPr>
-      <w:docPartBody>
-        <w:p>
-          <w:pPr>
-            <w:pStyle w:val="DA6BCA803DE64B1384FA250E91EA8D53"/>
-          </w:pPr>
-          <w:r>
-            <w:rPr>
-              <w:rStyle w:val="a3"/>
-              <w:lang w:val="uk-UA"/>
             </w:rPr>
             <w:t>Место для ввода текста.</w:t>
           </w:r>
@@ -15475,6 +15669,121 @@
         <w:p>
           <w:pPr>
             <w:pStyle w:val="A92A56C353594377BED435780074FD35"/>
+          </w:pPr>
+          <w:r>
+            <w:rPr>
+              <w:rStyle w:val="a3"/>
+            </w:rPr>
+            <w:t>Место для ввода текста.</w:t>
+          </w:r>
+        </w:p>
+      </w:docPartBody>
+    </w:docPart>
+    <w:docPart>
+      <w:docPartPr>
+        <w:name w:val="EBCF736BE1E54DA19B4B286970B82F8E"/>
+        <w:category>
+          <w:name w:val="Общие"/>
+          <w:gallery w:val="placeholder"/>
+        </w:category>
+        <w:types>
+          <w:type w:val="bbPlcHdr"/>
+        </w:types>
+        <w:behaviors>
+          <w:behavior w:val="content"/>
+        </w:behaviors>
+        <w:guid w:val="{04A54BC2-F921-444F-9B03-890FAFD481A5}"/>
+      </w:docPartPr>
+      <w:docPartBody>
+        <w:p>
+          <w:pPr>
+            <w:pStyle w:val="EBCF736BE1E54DA19B4B286970B82F8E"/>
+          </w:pPr>
+          <w:r>
+            <w:rPr>
+              <w:rStyle w:val="a3"/>
+              <w:lang w:val="uk-UA"/>
+            </w:rPr>
+            <w:t>Место для ввода текста.</w:t>
+          </w:r>
+        </w:p>
+      </w:docPartBody>
+    </w:docPart>
+    <w:docPart>
+      <w:docPartPr>
+        <w:name w:val="846CE49687134CCD83A6935E13072CBB"/>
+        <w:category>
+          <w:name w:val="Общие"/>
+          <w:gallery w:val="placeholder"/>
+        </w:category>
+        <w:types>
+          <w:type w:val="bbPlcHdr"/>
+        </w:types>
+        <w:behaviors>
+          <w:behavior w:val="content"/>
+        </w:behaviors>
+        <w:guid w:val="{599909D4-3B45-41A8-AE06-FE08A4A28E42}"/>
+      </w:docPartPr>
+      <w:docPartBody>
+        <w:p>
+          <w:pPr>
+            <w:pStyle w:val="846CE49687134CCD83A6935E13072CBB"/>
+          </w:pPr>
+          <w:r>
+            <w:rPr>
+              <w:rStyle w:val="a3"/>
+              <w:lang w:val="uk-UA"/>
+            </w:rPr>
+            <w:t>Место для ввода текста.</w:t>
+          </w:r>
+        </w:p>
+      </w:docPartBody>
+    </w:docPart>
+    <w:docPart>
+      <w:docPartPr>
+        <w:name w:val="DefaultPlaceholder_-1854013436"/>
+        <w:category>
+          <w:name w:val="Общие"/>
+          <w:gallery w:val="placeholder"/>
+        </w:category>
+        <w:types>
+          <w:type w:val="bbPlcHdr"/>
+        </w:types>
+        <w:behaviors>
+          <w:behavior w:val="content"/>
+        </w:behaviors>
+        <w:guid w:val="{344B0F15-DB91-4F06-BE40-1C6377164748}"/>
+      </w:docPartPr>
+      <w:docPartBody>
+        <w:p>
+          <w:r>
+            <w:rPr>
+              <w:rStyle w:val="a3"/>
+            </w:rPr>
+            <w:t>Выберите стандартный блок.</w:t>
+          </w:r>
+        </w:p>
+      </w:docPartBody>
+    </w:docPart>
+    <w:docPart>
+      <w:docPartPr>
+        <w:name w:val="313B7CCCB1F64668A6608D5422C5B66B"/>
+        <w:category>
+          <w:name w:val="Общие"/>
+          <w:gallery w:val="placeholder"/>
+        </w:category>
+        <w:types>
+          <w:type w:val="bbPlcHdr"/>
+        </w:types>
+        <w:behaviors>
+          <w:behavior w:val="content"/>
+        </w:behaviors>
+        <w:guid w:val="{230112BF-234E-439E-813B-F37D3205DD92}"/>
+      </w:docPartPr>
+      <w:docPartBody>
+        <w:p>
+          <w:pPr>
+            <w:pStyle w:val="313B7CCCB1F64668A6608D5422C5B66B"/>
           </w:pPr>
           <w:r>
             <w:rPr>
@@ -15590,7 +15899,11 @@
   <w:rsids>
     <w:rsidRoot w:val="006B2191"/>
     <w:rsid w:val="000E61DC"/>
+    <w:rsid w:val="004B3905"/>
     <w:rsid w:val="006B2191"/>
+    <w:rsid w:val="00950134"/>
+    <w:rsid w:val="00AE32B5"/>
+    <w:rsid w:val="00B14472"/>
     <w:rsid w:val="00BC3DD5"/>
     <w:rsid w:val="00F930AE"/>
   </w:rsids>
@@ -16045,7 +16358,7 @@
     <w:basedOn w:val="a0"/>
     <w:uiPriority w:val="99"/>
     <w:semiHidden/>
-    <w:rsid w:val="006B2191"/>
+    <w:rsid w:val="00950134"/>
     <w:rPr>
       <w:color w:val="808080"/>
     </w:rPr>
@@ -16181,6 +16494,21 @@
   <w:style w:type="paragraph" w:customStyle="1" w:styleId="A92A56C353594377BED435780074FD35">
     <w:name w:val="A92A56C353594377BED435780074FD35"/>
     <w:rsid w:val="006B2191"/>
+  </w:style>
+  <w:style w:type="paragraph" w:customStyle="1" w:styleId="EBCF736BE1E54DA19B4B286970B82F8E">
+    <w:name w:val="EBCF736BE1E54DA19B4B286970B82F8E"/>
+    <w:rsid w:val="00AE32B5"/>
+  </w:style>
+  <w:style w:type="paragraph" w:customStyle="1" w:styleId="846CE49687134CCD83A6935E13072CBB">
+    <w:name w:val="846CE49687134CCD83A6935E13072CBB"/>
+    <w:rsid w:val="00B14472"/>
+  </w:style>
+  <w:style w:type="paragraph" w:customStyle="1" w:styleId="313B7CCCB1F64668A6608D5422C5B66B">
+    <w:name w:val="313B7CCCB1F64668A6608D5422C5B66B"/>
+    <w:rsid w:val="00950134"/>
+    <w:rPr>
+      <w:lang w:val="ru-UA" w:eastAsia="ru-UA"/>
+    </w:rPr>
   </w:style>
 </w:styles>
 </file>
@@ -16492,7 +16820,7 @@
 </file>
 
 <file path=customXml/itemProps1.xml><?xml version="1.0" encoding="utf-8"?>
-<ds:datastoreItem xmlns:ds="http://schemas.openxmlformats.org/officeDocument/2006/customXml" ds:itemID="{D3563FF1-896F-46DF-9919-27AADD1FEBA1}">
+<ds:datastoreItem xmlns:ds="http://schemas.openxmlformats.org/officeDocument/2006/customXml" ds:itemID="{622140E2-1C7D-4562-B9F9-979588023061}">
   <ds:schemaRefs>
     <ds:schemaRef ds:uri="http://schemas.openxmlformats.org/officeDocument/2006/bibliography"/>
   </ds:schemaRefs>
